--- a/word/010 - Different Perspectives.docx
+++ b/word/010 - Different Perspectives.docx
@@ -88,7 +88,13 @@
         <w:t>ies</w:t>
       </w:r>
       <w:r>
-        <w:t>. In addition, we have introduced more complex mappings that use non-linear functions. Each of these methodologies offers a distinct perspective on how to envision machine learning. I have found that the geometric approach works particularly well for me in guiding my understanding of complex algorithms like deep belief neural nets. Others are more comfortable with pure algebra, and a third group prefers the viewpoint of functions, derivatives, and integrals. But in principle</w:t>
+        <w:t xml:space="preserve">. In addition, we have introduced more complex mappings that use non-linear functions. Each of these methodologies offers a distinct perspective on </w:t>
+      </w:r>
+      <w:r>
+        <w:t>envisioning</w:t>
+      </w:r>
+      <w:r>
+        <w:t xml:space="preserve"> machine learning. I have found that the geometric approach works particularly well for me in guiding my understanding of complex algorithms like deep belief neural nets. Others are more comfortable with pure algebra, and a third group prefers the viewpoint of functions, derivatives, and integrals. But in principle</w:t>
       </w:r>
       <w:r>
         <w:t>,</w:t>
@@ -1809,7 +1815,10 @@
         <w:t xml:space="preserve">the </w:t>
       </w:r>
       <w:r>
-        <w:t>left of the midpoint</w:t>
+        <w:t xml:space="preserve">left of the </w:t>
+      </w:r>
+      <w:r>
+        <w:t>center</w:t>
       </w:r>
       <w:r>
         <w:t xml:space="preserve">. And </w:t>
@@ -1818,7 +1827,13 @@
         <w:t xml:space="preserve">we map </w:t>
       </w:r>
       <w:r>
-        <w:t xml:space="preserve">anything left of the midpoint onto a </w:t>
+        <w:t xml:space="preserve">anything left of the </w:t>
+      </w:r>
+      <w:r>
+        <w:t>center</w:t>
+      </w:r>
+      <w:r>
+        <w:t xml:space="preserve"> onto a </w:t>
       </w:r>
       <w:r>
         <w:t>value of &lt;</w:t>
@@ -1918,7 +1933,13 @@
         <w:t xml:space="preserve"> learning</w:t>
       </w:r>
       <w:r>
-        <w:t xml:space="preserve">, we do something extremely similar, using </w:t>
+        <w:t xml:space="preserve">, we do something </w:t>
+      </w:r>
+      <w:r>
+        <w:t>remarkably</w:t>
+      </w:r>
+      <w:r>
+        <w:t xml:space="preserve"> similar, using </w:t>
       </w:r>
       <w:r>
         <w:t>terminology</w:t>
